--- a/Docs/Lea July 3 model.docx
+++ b/Docs/Lea July 3 model.docx
@@ -1,442 +1,389 @@
 
 <file path=word/document.xml><?xml version="1.0" encoding="utf-8"?>
-<w:document xmlns:wpc="http://schemas.microsoft.com/office/word/2010/wordprocessingCanvas" xmlns:cx="http://schemas.microsoft.com/office/drawing/2014/chartex" xmlns:cx1="http://schemas.microsoft.com/office/drawing/2015/9/8/chartex" xmlns:cx2="http://schemas.microsoft.com/office/drawing/2015/10/21/chartex" xmlns:cx3="http://schemas.microsoft.com/office/drawing/2016/5/9/chartex" xmlns:cx4="http://schemas.microsoft.com/office/drawing/2016/5/10/chartex" xmlns:cx5="http://schemas.microsoft.com/office/drawing/2016/5/11/chartex" xmlns:cx6="http://schemas.microsoft.com/office/drawing/2016/5/12/chartex" xmlns:cx7="http://schemas.microsoft.com/office/drawing/2016/5/13/chartex" xmlns:cx8="http://schemas.microsoft.com/office/drawing/2016/5/14/chartex" xmlns:mc="http://schemas.openxmlformats.org/markup-compatibility/2006" xmlns:aink="http://schemas.microsoft.com/office/drawing/2016/ink" xmlns:am3d="http://schemas.microsoft.com/office/drawing/2017/model3d" xmlns:o="urn:schemas-microsoft-com:office:office" xmlns:oel="http://schemas.microsoft.com/office/2019/extlst" xmlns:r="http://schemas.openxmlformats.org/officeDocument/2006/relationships" xmlns:m="http://schemas.openxmlformats.org/officeDocument/2006/math" xmlns:v="urn:schemas-microsoft-com:vml" xmlns:wp14="http://schemas.microsoft.com/office/word/2010/wordprocessingDrawing" xmlns:wp="http://schemas.openxmlformats.org/drawingml/2006/wordprocessingDrawing" xmlns:w10="urn:schemas-microsoft-com:office:word" xmlns:w="http://schemas.openxmlformats.org/wordprocessingml/2006/main" xmlns:w14="http://schemas.microsoft.com/office/word/2010/wordml" xmlns:w15="http://schemas.microsoft.com/office/word/2012/wordml" xmlns:w16cex="http://schemas.microsoft.com/office/word/2018/wordml/cex" xmlns:w16cid="http://schemas.microsoft.com/office/word/2016/wordml/cid" xmlns:w16="http://schemas.microsoft.com/office/word/2018/wordml" xmlns:w16du="http://schemas.microsoft.com/office/word/2023/wordml/word16du" xmlns:w16sdtdh="http://schemas.microsoft.com/office/word/2020/wordml/sdtdatahash" xmlns:w16sdtfl="http://schemas.microsoft.com/office/word/2024/wordml/sdtformatlock" xmlns:w16se="http://schemas.microsoft.com/office/word/2015/wordml/symex" xmlns:wpg="http://schemas.microsoft.com/office/word/2010/wordprocessingGroup" xmlns:wpi="http://schemas.microsoft.com/office/word/2010/wordprocessingInk" xmlns:wne="http://schemas.microsoft.com/office/word/2006/wordml" xmlns:wps="http://schemas.microsoft.com/office/word/2010/wordprocessingShape" mc:Ignorable="w14 w15 w16se w16cid w16 w16cex w16sdtdh w16sdtfl w16du wp14">
+<w:document xmlns:o="urn:schemas-microsoft-com:office:office" xmlns:r="http://schemas.openxmlformats.org/officeDocument/2006/relationships" xmlns:v="urn:schemas-microsoft-com:vml" xmlns:w="http://schemas.openxmlformats.org/wordprocessingml/2006/main" xmlns:w10="urn:schemas-microsoft-com:office:word" xmlns:wp="http://schemas.openxmlformats.org/drawingml/2006/wordprocessingDrawing" xmlns:wps="http://schemas.microsoft.com/office/word/2010/wordprocessingShape" xmlns:wpg="http://schemas.microsoft.com/office/word/2010/wordprocessingGroup" xmlns:mc="http://schemas.openxmlformats.org/markup-compatibility/2006" xmlns:wp14="http://schemas.microsoft.com/office/word/2010/wordprocessingDrawing" xmlns:w14="http://schemas.microsoft.com/office/word/2010/wordml" xmlns:w15="http://schemas.microsoft.com/office/word/2012/wordml" mc:Ignorable="w14 wp14 w15">
   <w:body>
     <w:p>
-      <w:r>
+      <w:pPr>
+        <w:pStyle w:val="Normal"/>
+        <w:rPr/>
+      </w:pPr>
+      <w:r>
+        <w:rPr/>
         <w:t>Lea: My best understanding of the model:</w:t>
       </w:r>
     </w:p>
     <w:p>
-      <w:r>
-        <w:t xml:space="preserve">Let me assume that all likelihood ratios and decisions stage 1 are based on the ‘raw’ REM likelihoods </w:t>
-      </w:r>
-      <w:proofErr w:type="spellStart"/>
-      <w:r>
-        <w:t>Lj</w:t>
-      </w:r>
-      <w:proofErr w:type="spellEnd"/>
-      <w:r>
-        <w:t xml:space="preserve"> for trace j, and their average to produce odds. </w:t>
-      </w:r>
-    </w:p>
-    <w:p>
-      <w:r>
+      <w:pPr>
+        <w:pStyle w:val="Normal"/>
+        <w:rPr/>
+      </w:pPr>
+      <w:r>
+        <w:rPr/>
+        <w:t xml:space="preserve">Let me assume that all likelihood ratios and decisions stage 1 are based on the ‘raw’ REM likelihoods Lj for trace j, and their average to produce odds. </w:t>
+      </w:r>
+    </w:p>
+    <w:p>
+      <w:pPr>
+        <w:pStyle w:val="Normal"/>
+        <w:rPr/>
+      </w:pPr>
+      <w:r>
+        <w:rPr/>
         <w:t xml:space="preserve">List 1: </w:t>
       </w:r>
     </w:p>
     <w:p>
-      <w:r>
-        <w:t xml:space="preserve">    Storage: UC, CC, and T are stored in a trace for each item. </w:t>
-      </w:r>
-    </w:p>
-    <w:p>
-      <w:r>
-        <w:t xml:space="preserve">    Testing: </w:t>
-      </w:r>
-    </w:p>
-    <w:p>
-      <w:r>
-        <w:t xml:space="preserve">        Stage 1: UC and CC features are used in REM to determine which stored traces are activated. A threshold on trace likelihood ratio determines trace activation. I assume that the threshold is set so almost </w:t>
-      </w:r>
-      <w:proofErr w:type="gramStart"/>
-      <w:r>
-        <w:t>all</w:t>
-      </w:r>
-      <w:proofErr w:type="gramEnd"/>
-      <w:r>
-        <w:t xml:space="preserve"> or all current list traces are activated. </w:t>
-      </w:r>
-    </w:p>
-    <w:p>
-      <w:r>
-        <w:t xml:space="preserve">       Stage 2: T features for activated traces are used in REM with a decision threshold presumably a bit lower than 1.0 (to match the observed data). If an old response is to be given, then a trace is sampled in proportion to its likelihood ratio. If its </w:t>
-      </w:r>
-      <w:proofErr w:type="spellStart"/>
-      <w:r>
-        <w:t>Lj</w:t>
-      </w:r>
-      <w:proofErr w:type="spellEnd"/>
-      <w:r>
-        <w:t xml:space="preserve"> is higher than a recall threshold R, then that trace is strengthened (UC, CC, and T features that are either missing or incorrect are replaced by correct features with probability S, or left as is with probability 1-S.) If </w:t>
-      </w:r>
-      <w:proofErr w:type="spellStart"/>
-      <w:r>
-        <w:t>Lj</w:t>
-      </w:r>
-      <w:proofErr w:type="spellEnd"/>
-      <w:r>
-        <w:t xml:space="preserve"> is below </w:t>
-      </w:r>
-      <w:proofErr w:type="gramStart"/>
-      <w:r>
-        <w:t>R</w:t>
-      </w:r>
-      <w:proofErr w:type="gramEnd"/>
-      <w:r>
-        <w:t xml:space="preserve"> then a new trace is stored. If a new response is to be </w:t>
-      </w:r>
-      <w:proofErr w:type="gramStart"/>
-      <w:r>
-        <w:t>given</w:t>
-      </w:r>
-      <w:proofErr w:type="gramEnd"/>
-      <w:r>
-        <w:t xml:space="preserve"> then a new trace is stored.   </w:t>
-      </w:r>
-    </w:p>
-    <w:p>
-      <w:r>
-        <w:t xml:space="preserve">          Note: As testing continues some traces are strengthened and new traces are stored. Effective list length tends to rise but this effect is so small it can be ignored.</w:t>
-      </w:r>
-    </w:p>
-    <w:p>
-      <w:r>
-        <w:t>List 1 - List 2: CC change occurs</w:t>
-      </w:r>
-      <w:r>
-        <w:t>: Every CC feature is replaced by a new random value with probability K.</w:t>
-      </w:r>
-    </w:p>
-    <w:p>
-      <w:r>
+      <w:pPr>
+        <w:pStyle w:val="Normal"/>
+        <w:rPr/>
+      </w:pPr>
+      <w:r>
+        <w:rPr/>
+        <w:t xml:space="preserve">    </w:t>
+      </w:r>
+      <w:r>
+        <w:rPr/>
+        <w:t xml:space="preserve">Storage: UC, CC, and T are stored in a trace for each item. </w:t>
+      </w:r>
+    </w:p>
+    <w:p>
+      <w:pPr>
+        <w:pStyle w:val="Normal"/>
+        <w:rPr/>
+      </w:pPr>
+      <w:r>
+        <w:rPr/>
+        <w:t xml:space="preserve">    </w:t>
+      </w:r>
+      <w:r>
+        <w:rPr/>
+        <w:t xml:space="preserve">Testing: </w:t>
+      </w:r>
+    </w:p>
+    <w:p>
+      <w:pPr>
+        <w:pStyle w:val="Normal"/>
+        <w:rPr/>
+      </w:pPr>
+      <w:r>
+        <w:rPr/>
+        <w:t xml:space="preserve">        </w:t>
+      </w:r>
+      <w:r>
+        <w:rPr/>
+        <w:t xml:space="preserve">Stage 1: UC and CC features are used in REM to determine which stored traces are activated. A threshold on trace likelihood ratio determines trace activation. I assume that the threshold is set so almost all or all current list traces are activated. </w:t>
+      </w:r>
+    </w:p>
+    <w:p>
+      <w:pPr>
+        <w:pStyle w:val="Normal"/>
+        <w:rPr/>
+      </w:pPr>
+      <w:r>
+        <w:rPr/>
+        <w:t xml:space="preserve">       </w:t>
+      </w:r>
+      <w:r>
+        <w:rPr/>
+        <w:t xml:space="preserve">Stage 2: T features for activated traces are used in REM with a decision threshold presumably a bit lower than 1.0 (to match the observed data). If an old response is to be given, then a trace is sampled in proportion to its likelihood ratio. If its Lj is higher than a recall threshold R, then that trace is strengthened (UC, CC, and T features that are either missing or incorrect are replaced by correct features with probability S, or left as is with probability 1-S.) If Lj is below R then a new trace is stored. If a new response is to be given then a new trace is stored.   </w:t>
+      </w:r>
+    </w:p>
+    <w:p>
+      <w:pPr>
+        <w:pStyle w:val="Normal"/>
+        <w:rPr/>
+      </w:pPr>
+      <w:r>
+        <w:rPr/>
+        <w:t xml:space="preserve">          </w:t>
+      </w:r>
+      <w:r>
+        <w:rPr/>
+        <w:t>Note: As testing continues some traces are strengthened and new traces are stored. Effective list length tends to rise but this effect is so small it can be ignored.</w:t>
+      </w:r>
+    </w:p>
+    <w:p>
+      <w:pPr>
+        <w:pStyle w:val="Normal"/>
+        <w:rPr/>
+      </w:pPr>
+      <w:r>
+        <w:rPr/>
+        <w:t>List 1 - List 2: CC change occurs: Every CC feature is replaced by a new random value with probability K.</w:t>
+      </w:r>
+    </w:p>
+    <w:p>
+      <w:pPr>
+        <w:pStyle w:val="Normal"/>
+        <w:rPr/>
+      </w:pPr>
+      <w:r>
+        <w:rPr/>
         <w:t xml:space="preserve">List 2: </w:t>
       </w:r>
     </w:p>
     <w:p>
-      <w:r>
-        <w:t xml:space="preserve">   Storage: </w:t>
-      </w:r>
-      <w:r>
-        <w:t xml:space="preserve">Same as list 1, except using current values for CC features. </w:t>
-      </w:r>
-    </w:p>
-    <w:p>
-      <w:r>
-        <w:t xml:space="preserve">   Testing: </w:t>
-      </w:r>
-    </w:p>
-    <w:p>
-      <w:r>
-        <w:t xml:space="preserve">     Stage 1: ‘All’ current </w:t>
-      </w:r>
-      <w:proofErr w:type="spellStart"/>
-      <w:r>
-        <w:t>list</w:t>
-      </w:r>
-      <w:proofErr w:type="spellEnd"/>
-      <w:r>
-        <w:t xml:space="preserve"> traces pass stage 1; prior list traces do not always get activated, depending on the deviation of CC stored vs CC used to probe. </w:t>
-      </w:r>
-    </w:p>
-    <w:p>
-      <w:r>
-        <w:t xml:space="preserve">    Stage 2: T features are used to produce odds, and the same decision threshold used as for list 1 (that could be changed a bit if needed, but for now assume no change). </w:t>
-      </w:r>
-    </w:p>
-    <w:p>
-      <w:r>
-        <w:t xml:space="preserve">        Current list target tested: (Note: It should take some number of tests for S to note that too many FAs are being given, but for simplicity let us ignore this). </w:t>
-      </w:r>
-    </w:p>
-    <w:p>
-      <w:r>
-        <w:t xml:space="preserve">       If odds say a NEW response is to be given, then a </w:t>
-      </w:r>
-      <w:proofErr w:type="gramStart"/>
-      <w:r>
-        <w:t>New</w:t>
-      </w:r>
-      <w:proofErr w:type="gramEnd"/>
-      <w:r>
-        <w:t xml:space="preserve"> response is given and a new test trace is stored.</w:t>
-      </w:r>
-    </w:p>
-    <w:p>
-      <w:r>
-        <w:lastRenderedPageBreak/>
-        <w:t xml:space="preserve">     Let </w:t>
-      </w:r>
-      <w:r>
-        <w:sym w:font="Symbol" w:char="F06A"/>
-      </w:r>
-      <w:r>
-        <w:t xml:space="preserve">k (k = 1, 2,3, 4) </w:t>
-      </w:r>
-      <w:r>
-        <w:t>be</w:t>
-      </w:r>
-      <w:r>
-        <w:t xml:space="preserve"> the probability the sampled trace has origin information; assume any trace sampled from lists prior to the prior list has no origin information (irrelevant for list 2, buy relevant for later lists); </w:t>
-      </w:r>
-      <w:r>
-        <w:sym w:font="Symbol" w:char="F06A"/>
-      </w:r>
-      <w:r>
+      <w:pPr>
+        <w:pStyle w:val="Normal"/>
+        <w:rPr/>
+      </w:pPr>
+      <w:r>
+        <w:rPr/>
+        <w:t xml:space="preserve">   </w:t>
+      </w:r>
+      <w:r>
+        <w:rPr/>
+        <w:t xml:space="preserve">Storage: Same as list 1, except using current values for CC features. </w:t>
+      </w:r>
+    </w:p>
+    <w:p>
+      <w:pPr>
+        <w:pStyle w:val="Normal"/>
+        <w:rPr/>
+      </w:pPr>
+      <w:r>
+        <w:rPr/>
+        <w:t xml:space="preserve">   </w:t>
+      </w:r>
+      <w:r>
+        <w:rPr/>
+        <w:t xml:space="preserve">Testing: </w:t>
+      </w:r>
+    </w:p>
+    <w:p>
+      <w:pPr>
+        <w:pStyle w:val="Normal"/>
+        <w:rPr/>
+      </w:pPr>
+      <w:r>
+        <w:rPr/>
+        <w:t xml:space="preserve">     </w:t>
+      </w:r>
+      <w:r>
+        <w:rPr/>
+        <w:t xml:space="preserve">Stage 1: ‘All’ current list traces pass stage 1; prior list traces do not always get activated, depending on the deviation of CC stored vs CC used to probe. </w:t>
+      </w:r>
+    </w:p>
+    <w:p>
+      <w:pPr>
+        <w:pStyle w:val="Normal"/>
+        <w:rPr/>
+      </w:pPr>
+      <w:r>
+        <w:rPr/>
+        <w:t xml:space="preserve">    </w:t>
+      </w:r>
+      <w:r>
+        <w:rPr/>
+        <w:t xml:space="preserve">Stage 2: T features are used to produce odds, and the same decision threshold used as for list 1 (that could be changed a bit if needed, but for now assume no change). </w:t>
+      </w:r>
+    </w:p>
+    <w:p>
+      <w:pPr>
+        <w:pStyle w:val="Normal"/>
+        <w:rPr/>
+      </w:pPr>
+      <w:r>
+        <w:rPr/>
+        <w:t xml:space="preserve">        </w:t>
+      </w:r>
+      <w:r>
+        <w:rPr/>
+        <w:t xml:space="preserve">Current list target tested: (Note: It should take some number of tests for S to note that too many FAs are being given, but for simplicity let us ignore this). </w:t>
+      </w:r>
+    </w:p>
+    <w:p>
+      <w:pPr>
+        <w:pStyle w:val="Normal"/>
+        <w:rPr/>
+      </w:pPr>
+      <w:r>
+        <w:rPr/>
+        <w:t xml:space="preserve">       </w:t>
+      </w:r>
+      <w:r>
+        <w:rPr/>
+        <w:t>If odds say a NEW response is to be given, then a New response is given and a new test trace is stored.</w:t>
+      </w:r>
+    </w:p>
+    <w:p>
+      <w:pPr>
+        <w:pStyle w:val="Normal"/>
+        <w:rPr/>
+      </w:pPr>
+      <w:r>
+        <w:rPr/>
+        <w:t xml:space="preserve">     </w:t>
+      </w:r>
+      <w:r>
+        <w:rPr/>
+        <w:t xml:space="preserve">Let </w:t>
+      </w:r>
+      <w:r>
+        <w:rPr>
+          <w:rFonts w:eastAsia="Symbol" w:cs="Symbol" w:ascii="Symbol" w:hAnsi="Symbol"/>
+        </w:rPr>
+        <w:t></w:t>
+      </w:r>
+      <w:r>
+        <w:rPr/>
+        <w:t xml:space="preserve">k (k = 1, 2,3, 4) be the probability the sampled trace has origin information; assume any trace sampled from lists prior to the prior list has no origin information (irrelevant for list 2, buy relevant for later lists); </w:t>
+      </w:r>
+      <w:r>
+        <w:rPr>
+          <w:rFonts w:eastAsia="Symbol" w:cs="Symbol" w:ascii="Symbol" w:hAnsi="Symbol"/>
+        </w:rPr>
+        <w:t></w:t>
+      </w:r>
+      <w:r>
+        <w:rPr/>
         <w:t xml:space="preserve">1 = study only trace from prior list, or the study trace from a target not strengthened; </w:t>
       </w:r>
       <w:r>
-        <w:sym w:font="Symbol" w:char="F06A"/>
-      </w:r>
-      <w:r>
+        <w:rPr>
+          <w:rFonts w:eastAsia="Symbol" w:cs="Symbol" w:ascii="Symbol" w:hAnsi="Symbol"/>
+        </w:rPr>
+        <w:t></w:t>
+      </w:r>
+      <w:r>
+        <w:rPr/>
         <w:t xml:space="preserve">2 = test only trace from prior list or a test trace for a target trace not strengthened; </w:t>
       </w:r>
       <w:r>
-        <w:sym w:font="Symbol" w:char="F06A"/>
-      </w:r>
-      <w:r>
+        <w:rPr>
+          <w:rFonts w:eastAsia="Symbol" w:cs="Symbol" w:ascii="Symbol" w:hAnsi="Symbol"/>
+        </w:rPr>
+        <w:t></w:t>
+      </w:r>
+      <w:r>
+        <w:rPr/>
         <w:t xml:space="preserve">3 = study and test trace from prior list (if it had been strengthened); </w:t>
       </w:r>
       <w:r>
-        <w:sym w:font="Symbol" w:char="F06A"/>
-      </w:r>
-      <w:r>
+        <w:rPr>
+          <w:rFonts w:eastAsia="Symbol" w:cs="Symbol" w:ascii="Symbol" w:hAnsi="Symbol"/>
+        </w:rPr>
+        <w:t></w:t>
+      </w:r>
+      <w:r>
+        <w:rPr/>
         <w:t xml:space="preserve">4 = trace for a current list item.  </w:t>
       </w:r>
     </w:p>
     <w:p>
-      <w:r>
+      <w:pPr>
+        <w:pStyle w:val="Normal"/>
+        <w:rPr/>
+      </w:pPr>
+      <w:r>
+        <w:rPr/>
         <w:t xml:space="preserve">   </w:t>
       </w:r>
       <w:r>
-        <w:t xml:space="preserve">If </w:t>
-      </w:r>
-      <w:r>
-        <w:t xml:space="preserve">odds say an OLD </w:t>
-      </w:r>
-      <w:r>
-        <w:t xml:space="preserve">response is to be given, then a trace is sampled in proportion to its likelihood ratio. </w:t>
-      </w:r>
-    </w:p>
-    <w:p>
-      <w:r>
-        <w:t xml:space="preserve">       If the trace is from the current </w:t>
-      </w:r>
-      <w:proofErr w:type="gramStart"/>
-      <w:r>
-        <w:t>list</w:t>
-      </w:r>
-      <w:proofErr w:type="gramEnd"/>
-      <w:r>
-        <w:t xml:space="preserve"> then i</w:t>
-      </w:r>
-      <w:r>
-        <w:t xml:space="preserve">f its </w:t>
-      </w:r>
-      <w:proofErr w:type="spellStart"/>
-      <w:r>
-        <w:t>Lj</w:t>
-      </w:r>
-      <w:proofErr w:type="spellEnd"/>
-      <w:r>
-        <w:t xml:space="preserve"> is </w:t>
-      </w:r>
-      <w:r>
-        <w:t xml:space="preserve">lower </w:t>
-      </w:r>
-      <w:r>
-        <w:t xml:space="preserve">than </w:t>
-      </w:r>
-      <w:r>
-        <w:t>the</w:t>
-      </w:r>
-      <w:r>
-        <w:t xml:space="preserve"> recall threshold R,</w:t>
-      </w:r>
-      <w:r>
-        <w:t xml:space="preserve"> then an OLD response is given, and the rules for strengthening or storing are as for list 1. If </w:t>
-      </w:r>
-      <w:proofErr w:type="spellStart"/>
-      <w:r>
-        <w:t>Lj</w:t>
-      </w:r>
-      <w:proofErr w:type="spellEnd"/>
-      <w:r>
-        <w:t xml:space="preserve"> is higher than R then with prob </w:t>
-      </w:r>
-      <w:proofErr w:type="gramStart"/>
-      <w:r>
-        <w:t>p(</w:t>
-      </w:r>
-      <w:proofErr w:type="gramEnd"/>
-      <w:r>
-        <w:t xml:space="preserve">2) an OLD response is given with probability </w:t>
-      </w:r>
-      <w:proofErr w:type="gramStart"/>
-      <w:r>
-        <w:t>p(</w:t>
-      </w:r>
-      <w:proofErr w:type="gramEnd"/>
-      <w:r>
-        <w:sym w:font="Symbol" w:char="F06A"/>
-      </w:r>
-      <w:r>
-        <w:t>4)</w:t>
-      </w:r>
-      <w:r>
-        <w:t xml:space="preserve">, and strengthening will occur. </w:t>
-      </w:r>
-      <w:r>
-        <w:t xml:space="preserve">With prob </w:t>
-      </w:r>
-      <w:proofErr w:type="gramStart"/>
-      <w:r>
-        <w:t>p(2)[</w:t>
-      </w:r>
-      <w:proofErr w:type="gramEnd"/>
-      <w:r>
-        <w:t>1-</w:t>
-      </w:r>
-      <w:r>
-        <w:t xml:space="preserve"> </w:t>
-      </w:r>
-      <w:proofErr w:type="gramStart"/>
-      <w:r>
-        <w:t>p(</w:t>
-      </w:r>
-      <w:proofErr w:type="gramEnd"/>
-      <w:r>
-        <w:sym w:font="Symbol" w:char="F06A"/>
-      </w:r>
-      <w:r>
-        <w:t>4)</w:t>
-      </w:r>
-      <w:r>
-        <w:t>] a NEW response is given. W</w:t>
-      </w:r>
-      <w:r>
-        <w:t xml:space="preserve">ith probability 1 - </w:t>
-      </w:r>
-      <w:proofErr w:type="gramStart"/>
-      <w:r>
-        <w:t>p(</w:t>
-      </w:r>
-      <w:proofErr w:type="gramEnd"/>
-      <w:r>
-        <w:t>2),</w:t>
-      </w:r>
-      <w:r>
-        <w:t xml:space="preserve"> an OLD response is given and strengthening occurs. </w:t>
-      </w:r>
-    </w:p>
-    <w:p>
-      <w:r>
-        <w:t xml:space="preserve">     If the trace sampled is from the prior </w:t>
-      </w:r>
-      <w:proofErr w:type="gramStart"/>
-      <w:r>
-        <w:t>list</w:t>
-      </w:r>
-      <w:proofErr w:type="gramEnd"/>
-      <w:r>
-        <w:t xml:space="preserve"> then </w:t>
-      </w:r>
-      <w:r>
-        <w:t xml:space="preserve">if its </w:t>
-      </w:r>
-      <w:proofErr w:type="spellStart"/>
-      <w:r>
-        <w:t>Lj</w:t>
-      </w:r>
-      <w:proofErr w:type="spellEnd"/>
-      <w:r>
-        <w:t xml:space="preserve"> is lower than the recall threshold R, then an OLD response is given, and the rules for strengthening or storing are as for list 1. If </w:t>
-      </w:r>
-      <w:proofErr w:type="spellStart"/>
-      <w:r>
-        <w:t>Lj</w:t>
-      </w:r>
-      <w:proofErr w:type="spellEnd"/>
-      <w:r>
-        <w:t xml:space="preserve"> is higher than R then with prob </w:t>
-      </w:r>
-      <w:proofErr w:type="gramStart"/>
-      <w:r>
-        <w:t>p(</w:t>
-      </w:r>
-      <w:proofErr w:type="gramEnd"/>
-      <w:r>
-        <w:t>2) a</w:t>
-      </w:r>
-      <w:r>
-        <w:t xml:space="preserve"> NEW</w:t>
-      </w:r>
-      <w:r>
-        <w:t xml:space="preserve"> response is given with probability p(</w:t>
-      </w:r>
-      <w:r>
-        <w:sym w:font="Symbol" w:char="F06A"/>
-      </w:r>
-      <w:r>
-        <w:t>k</w:t>
-      </w:r>
-      <w:r>
-        <w:t xml:space="preserve">), and strengthening will </w:t>
-      </w:r>
-      <w:r>
-        <w:t xml:space="preserve">not </w:t>
-      </w:r>
-      <w:r>
-        <w:t>occur</w:t>
-      </w:r>
-      <w:r>
-        <w:t xml:space="preserve"> but a new trace stored</w:t>
-      </w:r>
-      <w:r>
-        <w:t xml:space="preserve">. With probability </w:t>
-      </w:r>
-      <w:proofErr w:type="gramStart"/>
-      <w:r>
-        <w:t>p(2)[</w:t>
-      </w:r>
-      <w:proofErr w:type="gramEnd"/>
-      <w:r>
-        <w:t>1-</w:t>
-      </w:r>
-      <w:r>
-        <w:t xml:space="preserve"> </w:t>
-      </w:r>
-      <w:r>
-        <w:t>p(</w:t>
-      </w:r>
-      <w:r>
-        <w:sym w:font="Symbol" w:char="F06A"/>
-      </w:r>
-      <w:r>
-        <w:t>k)</w:t>
-      </w:r>
-      <w:r>
-        <w:t>] an OLD response is made. W</w:t>
-      </w:r>
-      <w:r>
-        <w:t xml:space="preserve">ith probability 1 - </w:t>
-      </w:r>
-      <w:proofErr w:type="gramStart"/>
-      <w:r>
-        <w:t>p(</w:t>
-      </w:r>
-      <w:proofErr w:type="gramEnd"/>
-      <w:r>
-        <w:t xml:space="preserve">2), an OLD response is given and strengthening occurs. </w:t>
-      </w:r>
-    </w:p>
-    <w:p/>
+        <w:rPr/>
+        <w:t xml:space="preserve">If odds say an OLD response is to be given, then a trace is sampled in proportion to its likelihood ratio. </w:t>
+      </w:r>
+    </w:p>
+    <w:p>
+      <w:pPr>
+        <w:pStyle w:val="Normal"/>
+        <w:rPr/>
+      </w:pPr>
+      <w:r>
+        <w:rPr/>
+        <w:t xml:space="preserve">       </w:t>
+      </w:r>
+      <w:r>
+        <w:rPr/>
+        <w:t>If the trace is from the current list then if its Lj is lower than the recall threshold R, then an OLD response is given, and the rules for strengthening or storing are as for list 1. If Lj is higher than R then with prob p(2) an OLD response is given with probability p(</w:t>
+      </w:r>
+      <w:r>
+        <w:rPr>
+          <w:rFonts w:eastAsia="Symbol" w:cs="Symbol" w:ascii="Symbol" w:hAnsi="Symbol"/>
+        </w:rPr>
+        <w:t></w:t>
+      </w:r>
+      <w:r>
+        <w:rPr/>
+        <w:t>4), and strengthening will occur. With prob p(2)[1- p(</w:t>
+      </w:r>
+      <w:r>
+        <w:rPr>
+          <w:rFonts w:eastAsia="Symbol" w:cs="Symbol" w:ascii="Symbol" w:hAnsi="Symbol"/>
+        </w:rPr>
+        <w:t></w:t>
+      </w:r>
+      <w:r>
+        <w:rPr/>
+        <w:t xml:space="preserve">4)] a NEW response is given. With probability 1 - p(2), an OLD response is given and strengthening occurs. </w:t>
+      </w:r>
+    </w:p>
+    <w:p>
+      <w:pPr>
+        <w:pStyle w:val="Normal"/>
+        <w:rPr/>
+      </w:pPr>
+      <w:r>
+        <w:rPr/>
+        <w:t xml:space="preserve">     </w:t>
+      </w:r>
+      <w:r>
+        <w:rPr/>
+        <w:t>If the trace sampled is from the prior list then if its Lj is lower than the recall threshold R, then an OLD response is given, and the rules for strengthening or storing are as for list 1. If Lj is higher than R then with prob p(2) a NEW response is given with probability p(</w:t>
+      </w:r>
+      <w:r>
+        <w:rPr>
+          <w:rFonts w:eastAsia="Symbol" w:cs="Symbol" w:ascii="Symbol" w:hAnsi="Symbol"/>
+        </w:rPr>
+        <w:t></w:t>
+      </w:r>
+      <w:r>
+        <w:rPr/>
+        <w:t>k), and strengthening will not occur but a new trace stored. With probability p(2)[1- p(</w:t>
+      </w:r>
+      <w:r>
+        <w:rPr>
+          <w:rFonts w:eastAsia="Symbol" w:cs="Symbol" w:ascii="Symbol" w:hAnsi="Symbol"/>
+        </w:rPr>
+        <w:t></w:t>
+      </w:r>
+      <w:r>
+        <w:rPr/>
+        <w:t xml:space="preserve">k)] an OLD response is made. With probability 1 - p(2), an OLD response is given and strengthening occurs. </w:t>
+      </w:r>
+    </w:p>
+    <w:p>
+      <w:pPr>
+        <w:pStyle w:val="Normal"/>
+        <w:widowControl/>
+        <w:bidi w:val="0"/>
+        <w:spacing w:lineRule="auto" w:line="276" w:before="0" w:after="160"/>
+        <w:jc w:val="left"/>
+        <w:rPr/>
+      </w:pPr>
+      <w:r>
+        <w:rPr/>
+      </w:r>
+    </w:p>
     <w:sectPr>
+      <w:type w:val="nextPage"/>
       <w:pgSz w:w="12240" w:h="15840"/>
-      <w:pgMar w:top="1440" w:right="1440" w:bottom="1440" w:left="1440" w:header="720" w:footer="720" w:gutter="0"/>
-      <w:cols w:space="720"/>
-      <w:docGrid w:linePitch="360"/>
+      <w:pgMar w:left="1440" w:right="1440" w:gutter="0" w:header="0" w:top="1440" w:footer="0" w:bottom="1440"/>
+      <w:pgNumType w:fmt="decimal"/>
+      <w:formProt w:val="false"/>
+      <w:textDirection w:val="lrTb"/>
+      <w:docGrid w:type="default" w:linePitch="360" w:charSpace="0"/>
     </w:sectPr>
   </w:body>
 </w:document>
 </file>
 
 <file path=word/styles.xml><?xml version="1.0" encoding="utf-8"?>
-<w:styles xmlns:mc="http://schemas.openxmlformats.org/markup-compatibility/2006" xmlns:r="http://schemas.openxmlformats.org/officeDocument/2006/relationships" xmlns:w="http://schemas.openxmlformats.org/wordprocessingml/2006/main" xmlns:w14="http://schemas.microsoft.com/office/word/2010/wordml" xmlns:w15="http://schemas.microsoft.com/office/word/2012/wordml" xmlns:w16cex="http://schemas.microsoft.com/office/word/2018/wordml/cex" xmlns:w16cid="http://schemas.microsoft.com/office/word/2016/wordml/cid" xmlns:w16="http://schemas.microsoft.com/office/word/2018/wordml" xmlns:w16du="http://schemas.microsoft.com/office/word/2023/wordml/word16du" xmlns:w16sdtdh="http://schemas.microsoft.com/office/word/2020/wordml/sdtdatahash" xmlns:w16sdtfl="http://schemas.microsoft.com/office/word/2024/wordml/sdtformatlock" xmlns:w16se="http://schemas.microsoft.com/office/word/2015/wordml/symex" mc:Ignorable="w14 w15 w16se w16cid w16 w16cex w16sdtdh w16sdtfl w16du">
+<w:styles xmlns:w="http://schemas.openxmlformats.org/wordprocessingml/2006/main" xmlns:w14="http://schemas.microsoft.com/office/word/2010/wordml" xmlns:mc="http://schemas.openxmlformats.org/markup-compatibility/2006" mc:Ignorable="w14">
   <w:docDefaults>
     <w:rPrDefault>
       <w:rPr>
-        <w:rFonts w:ascii="Calibri" w:eastAsiaTheme="minorHAnsi" w:hAnsi="Calibri" w:cstheme="minorBidi"/>
+        <w:rFonts w:ascii="Calibri" w:hAnsi="Calibri" w:eastAsia="Aptos" w:cs="" w:cstheme="minorBidi" w:eastAsiaTheme="minorHAnsi"/>
         <w:kern w:val="2"/>
         <w:sz w:val="24"/>
         <w:szCs w:val="24"/>
@@ -446,21 +393,21 @@
     </w:rPrDefault>
     <w:pPrDefault>
       <w:pPr>
-        <w:spacing w:after="160" w:line="278" w:lineRule="auto"/>
+        <w:suppressAutoHyphens w:val="true"/>
       </w:pPr>
     </w:pPrDefault>
   </w:docDefaults>
   <w:latentStyles w:defLockedState="0" w:defUIPriority="99" w:defSemiHidden="0" w:defUnhideWhenUsed="0" w:defQFormat="0" w:count="376">
     <w:lsdException w:name="Normal" w:uiPriority="0" w:qFormat="1"/>
     <w:lsdException w:name="heading 1" w:uiPriority="9" w:qFormat="1"/>
-    <w:lsdException w:name="heading 2" w:semiHidden="1" w:uiPriority="9" w:unhideWhenUsed="1" w:qFormat="1"/>
-    <w:lsdException w:name="heading 3" w:semiHidden="1" w:uiPriority="9" w:unhideWhenUsed="1" w:qFormat="1"/>
-    <w:lsdException w:name="heading 4" w:semiHidden="1" w:uiPriority="9" w:unhideWhenUsed="1" w:qFormat="1"/>
-    <w:lsdException w:name="heading 5" w:semiHidden="1" w:uiPriority="9" w:unhideWhenUsed="1" w:qFormat="1"/>
-    <w:lsdException w:name="heading 6" w:semiHidden="1" w:uiPriority="9" w:unhideWhenUsed="1" w:qFormat="1"/>
-    <w:lsdException w:name="heading 7" w:semiHidden="1" w:uiPriority="9" w:unhideWhenUsed="1" w:qFormat="1"/>
-    <w:lsdException w:name="heading 8" w:semiHidden="1" w:uiPriority="9" w:unhideWhenUsed="1" w:qFormat="1"/>
-    <w:lsdException w:name="heading 9" w:semiHidden="1" w:uiPriority="9" w:unhideWhenUsed="1" w:qFormat="1"/>
+    <w:lsdException w:name="heading 2" w:uiPriority="9" w:semiHidden="1" w:unhideWhenUsed="1" w:qFormat="1"/>
+    <w:lsdException w:name="heading 3" w:uiPriority="9" w:semiHidden="1" w:unhideWhenUsed="1" w:qFormat="1"/>
+    <w:lsdException w:name="heading 4" w:uiPriority="9" w:semiHidden="1" w:unhideWhenUsed="1" w:qFormat="1"/>
+    <w:lsdException w:name="heading 5" w:uiPriority="9" w:semiHidden="1" w:unhideWhenUsed="1" w:qFormat="1"/>
+    <w:lsdException w:name="heading 6" w:uiPriority="9" w:semiHidden="1" w:unhideWhenUsed="1" w:qFormat="1"/>
+    <w:lsdException w:name="heading 7" w:uiPriority="9" w:semiHidden="1" w:unhideWhenUsed="1" w:qFormat="1"/>
+    <w:lsdException w:name="heading 8" w:uiPriority="9" w:semiHidden="1" w:unhideWhenUsed="1" w:qFormat="1"/>
+    <w:lsdException w:name="heading 9" w:uiPriority="9" w:semiHidden="1" w:unhideWhenUsed="1" w:qFormat="1"/>
     <w:lsdException w:name="index 1" w:semiHidden="1" w:unhideWhenUsed="1"/>
     <w:lsdException w:name="index 2" w:semiHidden="1" w:unhideWhenUsed="1"/>
     <w:lsdException w:name="index 3" w:semiHidden="1" w:unhideWhenUsed="1"/>
@@ -470,22 +417,22 @@
     <w:lsdException w:name="index 7" w:semiHidden="1" w:unhideWhenUsed="1"/>
     <w:lsdException w:name="index 8" w:semiHidden="1" w:unhideWhenUsed="1"/>
     <w:lsdException w:name="index 9" w:semiHidden="1" w:unhideWhenUsed="1"/>
-    <w:lsdException w:name="toc 1" w:semiHidden="1" w:uiPriority="39" w:unhideWhenUsed="1"/>
-    <w:lsdException w:name="toc 2" w:semiHidden="1" w:uiPriority="39" w:unhideWhenUsed="1"/>
-    <w:lsdException w:name="toc 3" w:semiHidden="1" w:uiPriority="39" w:unhideWhenUsed="1"/>
-    <w:lsdException w:name="toc 4" w:semiHidden="1" w:uiPriority="39" w:unhideWhenUsed="1"/>
-    <w:lsdException w:name="toc 5" w:semiHidden="1" w:uiPriority="39" w:unhideWhenUsed="1"/>
-    <w:lsdException w:name="toc 6" w:semiHidden="1" w:uiPriority="39" w:unhideWhenUsed="1"/>
-    <w:lsdException w:name="toc 7" w:semiHidden="1" w:uiPriority="39" w:unhideWhenUsed="1"/>
-    <w:lsdException w:name="toc 8" w:semiHidden="1" w:uiPriority="39" w:unhideWhenUsed="1"/>
-    <w:lsdException w:name="toc 9" w:semiHidden="1" w:uiPriority="39" w:unhideWhenUsed="1"/>
+    <w:lsdException w:name="toc 1" w:uiPriority="39" w:semiHidden="1" w:unhideWhenUsed="1"/>
+    <w:lsdException w:name="toc 2" w:uiPriority="39" w:semiHidden="1" w:unhideWhenUsed="1"/>
+    <w:lsdException w:name="toc 3" w:uiPriority="39" w:semiHidden="1" w:unhideWhenUsed="1"/>
+    <w:lsdException w:name="toc 4" w:uiPriority="39" w:semiHidden="1" w:unhideWhenUsed="1"/>
+    <w:lsdException w:name="toc 5" w:uiPriority="39" w:semiHidden="1" w:unhideWhenUsed="1"/>
+    <w:lsdException w:name="toc 6" w:uiPriority="39" w:semiHidden="1" w:unhideWhenUsed="1"/>
+    <w:lsdException w:name="toc 7" w:uiPriority="39" w:semiHidden="1" w:unhideWhenUsed="1"/>
+    <w:lsdException w:name="toc 8" w:uiPriority="39" w:semiHidden="1" w:unhideWhenUsed="1"/>
+    <w:lsdException w:name="toc 9" w:uiPriority="39" w:semiHidden="1" w:unhideWhenUsed="1"/>
     <w:lsdException w:name="Normal Indent" w:semiHidden="1" w:unhideWhenUsed="1"/>
     <w:lsdException w:name="footnote text" w:semiHidden="1" w:unhideWhenUsed="1"/>
     <w:lsdException w:name="annotation text" w:semiHidden="1" w:unhideWhenUsed="1"/>
     <w:lsdException w:name="header" w:semiHidden="1" w:unhideWhenUsed="1"/>
     <w:lsdException w:name="footer" w:semiHidden="1" w:unhideWhenUsed="1"/>
     <w:lsdException w:name="index heading" w:semiHidden="1" w:unhideWhenUsed="1"/>
-    <w:lsdException w:name="caption" w:semiHidden="1" w:uiPriority="35" w:unhideWhenUsed="1" w:qFormat="1"/>
+    <w:lsdException w:name="caption" w:uiPriority="35" w:semiHidden="1" w:unhideWhenUsed="1" w:qFormat="1"/>
     <w:lsdException w:name="table of figures" w:semiHidden="1" w:unhideWhenUsed="1"/>
     <w:lsdException w:name="envelope address" w:semiHidden="1" w:unhideWhenUsed="1"/>
     <w:lsdException w:name="envelope return" w:semiHidden="1" w:unhideWhenUsed="1"/>
@@ -516,7 +463,7 @@
     <w:lsdException w:name="Title" w:uiPriority="10" w:qFormat="1"/>
     <w:lsdException w:name="Closing" w:semiHidden="1" w:unhideWhenUsed="1"/>
     <w:lsdException w:name="Signature" w:semiHidden="1" w:unhideWhenUsed="1"/>
-    <w:lsdException w:name="Default Paragraph Font" w:semiHidden="1" w:uiPriority="1" w:unhideWhenUsed="1"/>
+    <w:lsdException w:name="Default Paragraph Font" w:uiPriority="1" w:semiHidden="1" w:unhideWhenUsed="1"/>
     <w:lsdException w:name="Body Text" w:semiHidden="1" w:unhideWhenUsed="1"/>
     <w:lsdException w:name="Body Text Indent" w:semiHidden="1" w:unhideWhenUsed="1"/>
     <w:lsdException w:name="List Continue" w:semiHidden="1" w:unhideWhenUsed="1"/>
@@ -716,8 +663,8 @@
     <w:lsdException w:name="Subtle Reference" w:uiPriority="31" w:qFormat="1"/>
     <w:lsdException w:name="Intense Reference" w:uiPriority="32" w:qFormat="1"/>
     <w:lsdException w:name="Book Title" w:uiPriority="33" w:qFormat="1"/>
-    <w:lsdException w:name="Bibliography" w:semiHidden="1" w:uiPriority="37" w:unhideWhenUsed="1"/>
-    <w:lsdException w:name="TOC Heading" w:semiHidden="1" w:uiPriority="39" w:unhideWhenUsed="1" w:qFormat="1"/>
+    <w:lsdException w:name="Bibliography" w:uiPriority="37" w:semiHidden="1" w:unhideWhenUsed="1"/>
+    <w:lsdException w:name="TOC Heading" w:uiPriority="39" w:semiHidden="1" w:unhideWhenUsed="1" w:qFormat="1"/>
     <w:lsdException w:name="Plain Table 1" w:uiPriority="41"/>
     <w:lsdException w:name="Plain Table 2" w:uiPriority="42"/>
     <w:lsdException w:name="Plain Table 3" w:uiPriority="43"/>
@@ -828,33 +775,48 @@
     <w:lsdException w:name="Unresolved Mention" w:semiHidden="1" w:unhideWhenUsed="1"/>
     <w:lsdException w:name="Smart Link" w:semiHidden="1" w:unhideWhenUsed="1"/>
   </w:latentStyles>
-  <w:style w:type="paragraph" w:default="1" w:styleId="Normal">
+  <w:style w:type="paragraph" w:styleId="Normal" w:default="1">
     <w:name w:val="Normal"/>
     <w:qFormat/>
+    <w:pPr>
+      <w:widowControl/>
+      <w:bidi w:val="0"/>
+      <w:spacing w:lineRule="auto" w:line="276" w:before="0" w:after="160"/>
+      <w:jc w:val="left"/>
+    </w:pPr>
+    <w:rPr>
+      <w:rFonts w:ascii="Calibri" w:hAnsi="Calibri" w:eastAsia="Aptos" w:cs="" w:cstheme="minorBidi" w:eastAsiaTheme="minorHAnsi"/>
+      <w:color w:val="auto"/>
+      <w:kern w:val="2"/>
+      <w:sz w:val="24"/>
+      <w:szCs w:val="24"/>
+      <w:lang w:val="en-US" w:eastAsia="en-US" w:bidi="ar-SA"/>
+      <w14:ligatures w14:val="standardContextual"/>
+    </w:rPr>
   </w:style>
   <w:style w:type="paragraph" w:styleId="Heading1">
-    <w:name w:val="heading 1"/>
+    <w:name w:val="Heading 1"/>
     <w:basedOn w:val="Normal"/>
     <w:next w:val="Normal"/>
     <w:link w:val="Heading1Char"/>
     <w:uiPriority w:val="9"/>
     <w:qFormat/>
-    <w:rsid w:val="00DC2DFE"/>
-    <w:pPr>
-      <w:keepNext/>
+    <w:rsid w:val="00dc2dfe"/>
+    <w:pPr>
+      <w:keepNext w:val="true"/>
       <w:keepLines/>
       <w:spacing w:before="360" w:after="80"/>
       <w:outlineLvl w:val="0"/>
     </w:pPr>
     <w:rPr>
-      <w:rFonts w:asciiTheme="majorHAnsi" w:eastAsiaTheme="majorEastAsia" w:hAnsiTheme="majorHAnsi" w:cstheme="majorBidi"/>
-      <w:color w:val="0F4761" w:themeColor="accent1" w:themeShade="BF"/>
+      <w:rFonts w:ascii="Aptos Display" w:hAnsi="Aptos Display" w:eastAsia="" w:cs="" w:asciiTheme="majorHAnsi" w:cstheme="majorBidi" w:eastAsiaTheme="majorEastAsia" w:hAnsiTheme="majorHAnsi"/>
+      <w:color w:val="0F4761" w:themeColor="accent1" w:themeShade="bf"/>
       <w:sz w:val="40"/>
       <w:szCs w:val="40"/>
     </w:rPr>
   </w:style>
   <w:style w:type="paragraph" w:styleId="Heading2">
-    <w:name w:val="heading 2"/>
+    <w:name w:val="Heading 2"/>
     <w:basedOn w:val="Normal"/>
     <w:next w:val="Normal"/>
     <w:link w:val="Heading2Char"/>
@@ -862,22 +824,22 @@
     <w:semiHidden/>
     <w:unhideWhenUsed/>
     <w:qFormat/>
-    <w:rsid w:val="00DC2DFE"/>
-    <w:pPr>
-      <w:keepNext/>
+    <w:rsid w:val="00dc2dfe"/>
+    <w:pPr>
+      <w:keepNext w:val="true"/>
       <w:keepLines/>
       <w:spacing w:before="160" w:after="80"/>
       <w:outlineLvl w:val="1"/>
     </w:pPr>
     <w:rPr>
-      <w:rFonts w:asciiTheme="majorHAnsi" w:eastAsiaTheme="majorEastAsia" w:hAnsiTheme="majorHAnsi" w:cstheme="majorBidi"/>
-      <w:color w:val="0F4761" w:themeColor="accent1" w:themeShade="BF"/>
+      <w:rFonts w:ascii="Aptos Display" w:hAnsi="Aptos Display" w:eastAsia="" w:cs="" w:asciiTheme="majorHAnsi" w:cstheme="majorBidi" w:eastAsiaTheme="majorEastAsia" w:hAnsiTheme="majorHAnsi"/>
+      <w:color w:val="0F4761" w:themeColor="accent1" w:themeShade="bf"/>
       <w:sz w:val="32"/>
       <w:szCs w:val="32"/>
     </w:rPr>
   </w:style>
   <w:style w:type="paragraph" w:styleId="Heading3">
-    <w:name w:val="heading 3"/>
+    <w:name w:val="Heading 3"/>
     <w:basedOn w:val="Normal"/>
     <w:next w:val="Normal"/>
     <w:link w:val="Heading3Char"/>
@@ -885,22 +847,22 @@
     <w:semiHidden/>
     <w:unhideWhenUsed/>
     <w:qFormat/>
-    <w:rsid w:val="00DC2DFE"/>
-    <w:pPr>
-      <w:keepNext/>
+    <w:rsid w:val="00dc2dfe"/>
+    <w:pPr>
+      <w:keepNext w:val="true"/>
       <w:keepLines/>
       <w:spacing w:before="160" w:after="80"/>
       <w:outlineLvl w:val="2"/>
     </w:pPr>
     <w:rPr>
-      <w:rFonts w:asciiTheme="minorHAnsi" w:eastAsiaTheme="majorEastAsia" w:hAnsiTheme="minorHAnsi" w:cstheme="majorBidi"/>
-      <w:color w:val="0F4761" w:themeColor="accent1" w:themeShade="BF"/>
+      <w:rFonts w:ascii="Aptos" w:hAnsi="Aptos" w:eastAsia="" w:cs="" w:asciiTheme="minorHAnsi" w:cstheme="majorBidi" w:eastAsiaTheme="majorEastAsia" w:hAnsiTheme="minorHAnsi"/>
+      <w:color w:val="0F4761" w:themeColor="accent1" w:themeShade="bf"/>
       <w:sz w:val="28"/>
       <w:szCs w:val="28"/>
     </w:rPr>
   </w:style>
   <w:style w:type="paragraph" w:styleId="Heading4">
-    <w:name w:val="heading 4"/>
+    <w:name w:val="Heading 4"/>
     <w:basedOn w:val="Normal"/>
     <w:next w:val="Normal"/>
     <w:link w:val="Heading4Char"/>
@@ -908,22 +870,22 @@
     <w:semiHidden/>
     <w:unhideWhenUsed/>
     <w:qFormat/>
-    <w:rsid w:val="00DC2DFE"/>
-    <w:pPr>
-      <w:keepNext/>
+    <w:rsid w:val="00dc2dfe"/>
+    <w:pPr>
+      <w:keepNext w:val="true"/>
       <w:keepLines/>
       <w:spacing w:before="80" w:after="40"/>
       <w:outlineLvl w:val="3"/>
     </w:pPr>
     <w:rPr>
-      <w:rFonts w:asciiTheme="minorHAnsi" w:eastAsiaTheme="majorEastAsia" w:hAnsiTheme="minorHAnsi" w:cstheme="majorBidi"/>
+      <w:rFonts w:ascii="Aptos" w:hAnsi="Aptos" w:eastAsia="" w:cs="" w:asciiTheme="minorHAnsi" w:cstheme="majorBidi" w:eastAsiaTheme="majorEastAsia" w:hAnsiTheme="minorHAnsi"/>
       <w:i/>
       <w:iCs/>
-      <w:color w:val="0F4761" w:themeColor="accent1" w:themeShade="BF"/>
+      <w:color w:val="0F4761" w:themeColor="accent1" w:themeShade="bf"/>
     </w:rPr>
   </w:style>
   <w:style w:type="paragraph" w:styleId="Heading5">
-    <w:name w:val="heading 5"/>
+    <w:name w:val="Heading 5"/>
     <w:basedOn w:val="Normal"/>
     <w:next w:val="Normal"/>
     <w:link w:val="Heading5Char"/>
@@ -931,20 +893,20 @@
     <w:semiHidden/>
     <w:unhideWhenUsed/>
     <w:qFormat/>
-    <w:rsid w:val="00DC2DFE"/>
-    <w:pPr>
-      <w:keepNext/>
+    <w:rsid w:val="00dc2dfe"/>
+    <w:pPr>
+      <w:keepNext w:val="true"/>
       <w:keepLines/>
       <w:spacing w:before="80" w:after="40"/>
       <w:outlineLvl w:val="4"/>
     </w:pPr>
     <w:rPr>
-      <w:rFonts w:asciiTheme="minorHAnsi" w:eastAsiaTheme="majorEastAsia" w:hAnsiTheme="minorHAnsi" w:cstheme="majorBidi"/>
-      <w:color w:val="0F4761" w:themeColor="accent1" w:themeShade="BF"/>
+      <w:rFonts w:ascii="Aptos" w:hAnsi="Aptos" w:eastAsia="" w:cs="" w:asciiTheme="minorHAnsi" w:cstheme="majorBidi" w:eastAsiaTheme="majorEastAsia" w:hAnsiTheme="minorHAnsi"/>
+      <w:color w:val="0F4761" w:themeColor="accent1" w:themeShade="bf"/>
     </w:rPr>
   </w:style>
   <w:style w:type="paragraph" w:styleId="Heading6">
-    <w:name w:val="heading 6"/>
+    <w:name w:val="Heading 6"/>
     <w:basedOn w:val="Normal"/>
     <w:next w:val="Normal"/>
     <w:link w:val="Heading6Char"/>
@@ -952,22 +914,22 @@
     <w:semiHidden/>
     <w:unhideWhenUsed/>
     <w:qFormat/>
-    <w:rsid w:val="00DC2DFE"/>
-    <w:pPr>
-      <w:keepNext/>
+    <w:rsid w:val="00dc2dfe"/>
+    <w:pPr>
+      <w:keepNext w:val="true"/>
       <w:keepLines/>
       <w:spacing w:before="40" w:after="0"/>
       <w:outlineLvl w:val="5"/>
     </w:pPr>
     <w:rPr>
-      <w:rFonts w:asciiTheme="minorHAnsi" w:eastAsiaTheme="majorEastAsia" w:hAnsiTheme="minorHAnsi" w:cstheme="majorBidi"/>
+      <w:rFonts w:ascii="Aptos" w:hAnsi="Aptos" w:eastAsia="" w:cs="" w:asciiTheme="minorHAnsi" w:cstheme="majorBidi" w:eastAsiaTheme="majorEastAsia" w:hAnsiTheme="minorHAnsi"/>
       <w:i/>
       <w:iCs/>
-      <w:color w:val="595959" w:themeColor="text1" w:themeTint="A6"/>
+      <w:color w:val="595959" w:themeColor="text1" w:themeTint="a6"/>
     </w:rPr>
   </w:style>
   <w:style w:type="paragraph" w:styleId="Heading7">
-    <w:name w:val="heading 7"/>
+    <w:name w:val="Heading 7"/>
     <w:basedOn w:val="Normal"/>
     <w:next w:val="Normal"/>
     <w:link w:val="Heading7Char"/>
@@ -975,20 +937,20 @@
     <w:semiHidden/>
     <w:unhideWhenUsed/>
     <w:qFormat/>
-    <w:rsid w:val="00DC2DFE"/>
-    <w:pPr>
-      <w:keepNext/>
+    <w:rsid w:val="00dc2dfe"/>
+    <w:pPr>
+      <w:keepNext w:val="true"/>
       <w:keepLines/>
       <w:spacing w:before="40" w:after="0"/>
       <w:outlineLvl w:val="6"/>
     </w:pPr>
     <w:rPr>
-      <w:rFonts w:asciiTheme="minorHAnsi" w:eastAsiaTheme="majorEastAsia" w:hAnsiTheme="minorHAnsi" w:cstheme="majorBidi"/>
-      <w:color w:val="595959" w:themeColor="text1" w:themeTint="A6"/>
+      <w:rFonts w:ascii="Aptos" w:hAnsi="Aptos" w:eastAsia="" w:cs="" w:asciiTheme="minorHAnsi" w:cstheme="majorBidi" w:eastAsiaTheme="majorEastAsia" w:hAnsiTheme="minorHAnsi"/>
+      <w:color w:val="595959" w:themeColor="text1" w:themeTint="a6"/>
     </w:rPr>
   </w:style>
   <w:style w:type="paragraph" w:styleId="Heading8">
-    <w:name w:val="heading 8"/>
+    <w:name w:val="Heading 8"/>
     <w:basedOn w:val="Normal"/>
     <w:next w:val="Normal"/>
     <w:link w:val="Heading8Char"/>
@@ -996,22 +958,22 @@
     <w:semiHidden/>
     <w:unhideWhenUsed/>
     <w:qFormat/>
-    <w:rsid w:val="00DC2DFE"/>
-    <w:pPr>
-      <w:keepNext/>
+    <w:rsid w:val="00dc2dfe"/>
+    <w:pPr>
+      <w:keepNext w:val="true"/>
       <w:keepLines/>
-      <w:spacing w:after="0"/>
+      <w:spacing w:before="0" w:after="0"/>
       <w:outlineLvl w:val="7"/>
     </w:pPr>
     <w:rPr>
-      <w:rFonts w:asciiTheme="minorHAnsi" w:eastAsiaTheme="majorEastAsia" w:hAnsiTheme="minorHAnsi" w:cstheme="majorBidi"/>
+      <w:rFonts w:ascii="Aptos" w:hAnsi="Aptos" w:eastAsia="" w:cs="" w:asciiTheme="minorHAnsi" w:cstheme="majorBidi" w:eastAsiaTheme="majorEastAsia" w:hAnsiTheme="minorHAnsi"/>
       <w:i/>
       <w:iCs/>
-      <w:color w:val="272727" w:themeColor="text1" w:themeTint="D8"/>
+      <w:color w:val="272727" w:themeColor="text1" w:themeTint="d8"/>
     </w:rPr>
   </w:style>
   <w:style w:type="paragraph" w:styleId="Heading9">
-    <w:name w:val="heading 9"/>
+    <w:name w:val="Heading 9"/>
     <w:basedOn w:val="Normal"/>
     <w:next w:val="Normal"/>
     <w:link w:val="Heading9Char"/>
@@ -1019,23 +981,391 @@
     <w:semiHidden/>
     <w:unhideWhenUsed/>
     <w:qFormat/>
-    <w:rsid w:val="00DC2DFE"/>
-    <w:pPr>
-      <w:keepNext/>
+    <w:rsid w:val="00dc2dfe"/>
+    <w:pPr>
+      <w:keepNext w:val="true"/>
       <w:keepLines/>
-      <w:spacing w:after="0"/>
+      <w:spacing w:before="0" w:after="0"/>
       <w:outlineLvl w:val="8"/>
     </w:pPr>
     <w:rPr>
-      <w:rFonts w:asciiTheme="minorHAnsi" w:eastAsiaTheme="majorEastAsia" w:hAnsiTheme="minorHAnsi" w:cstheme="majorBidi"/>
-      <w:color w:val="272727" w:themeColor="text1" w:themeTint="D8"/>
-    </w:rPr>
-  </w:style>
-  <w:style w:type="character" w:default="1" w:styleId="DefaultParagraphFont">
+      <w:rFonts w:ascii="Aptos" w:hAnsi="Aptos" w:eastAsia="" w:cs="" w:asciiTheme="minorHAnsi" w:cstheme="majorBidi" w:eastAsiaTheme="majorEastAsia" w:hAnsiTheme="minorHAnsi"/>
+      <w:color w:val="272727" w:themeColor="text1" w:themeTint="d8"/>
+    </w:rPr>
+  </w:style>
+  <w:style w:type="character" w:styleId="DefaultParagraphFont" w:default="1">
     <w:name w:val="Default Paragraph Font"/>
     <w:uiPriority w:val="1"/>
     <w:semiHidden/>
     <w:unhideWhenUsed/>
+    <w:qFormat/>
+    <w:rPr/>
+  </w:style>
+  <w:style w:type="character" w:styleId="Heading1Char" w:customStyle="1">
+    <w:name w:val="Heading 1 Char"/>
+    <w:basedOn w:val="DefaultParagraphFont"/>
+    <w:link w:val="Heading1"/>
+    <w:uiPriority w:val="9"/>
+    <w:qFormat/>
+    <w:rsid w:val="00dc2dfe"/>
+    <w:rPr>
+      <w:rFonts w:ascii="Aptos Display" w:hAnsi="Aptos Display" w:eastAsia="" w:cs="" w:asciiTheme="majorHAnsi" w:cstheme="majorBidi" w:eastAsiaTheme="majorEastAsia" w:hAnsiTheme="majorHAnsi"/>
+      <w:color w:val="0F4761" w:themeColor="accent1" w:themeShade="bf"/>
+      <w:sz w:val="40"/>
+      <w:szCs w:val="40"/>
+    </w:rPr>
+  </w:style>
+  <w:style w:type="character" w:styleId="Heading2Char" w:customStyle="1">
+    <w:name w:val="Heading 2 Char"/>
+    <w:basedOn w:val="DefaultParagraphFont"/>
+    <w:link w:val="Heading2"/>
+    <w:uiPriority w:val="9"/>
+    <w:semiHidden/>
+    <w:qFormat/>
+    <w:rsid w:val="00dc2dfe"/>
+    <w:rPr>
+      <w:rFonts w:ascii="Aptos Display" w:hAnsi="Aptos Display" w:eastAsia="" w:cs="" w:asciiTheme="majorHAnsi" w:cstheme="majorBidi" w:eastAsiaTheme="majorEastAsia" w:hAnsiTheme="majorHAnsi"/>
+      <w:color w:val="0F4761" w:themeColor="accent1" w:themeShade="bf"/>
+      <w:sz w:val="32"/>
+      <w:szCs w:val="32"/>
+    </w:rPr>
+  </w:style>
+  <w:style w:type="character" w:styleId="Heading3Char" w:customStyle="1">
+    <w:name w:val="Heading 3 Char"/>
+    <w:basedOn w:val="DefaultParagraphFont"/>
+    <w:link w:val="Heading3"/>
+    <w:uiPriority w:val="9"/>
+    <w:semiHidden/>
+    <w:qFormat/>
+    <w:rsid w:val="00dc2dfe"/>
+    <w:rPr>
+      <w:rFonts w:ascii="Aptos" w:hAnsi="Aptos" w:eastAsia="" w:cs="" w:asciiTheme="minorHAnsi" w:cstheme="majorBidi" w:eastAsiaTheme="majorEastAsia" w:hAnsiTheme="minorHAnsi"/>
+      <w:color w:val="0F4761" w:themeColor="accent1" w:themeShade="bf"/>
+      <w:sz w:val="28"/>
+      <w:szCs w:val="28"/>
+    </w:rPr>
+  </w:style>
+  <w:style w:type="character" w:styleId="Heading4Char" w:customStyle="1">
+    <w:name w:val="Heading 4 Char"/>
+    <w:basedOn w:val="DefaultParagraphFont"/>
+    <w:link w:val="Heading4"/>
+    <w:uiPriority w:val="9"/>
+    <w:semiHidden/>
+    <w:qFormat/>
+    <w:rsid w:val="00dc2dfe"/>
+    <w:rPr>
+      <w:rFonts w:ascii="Aptos" w:hAnsi="Aptos" w:eastAsia="" w:cs="" w:asciiTheme="minorHAnsi" w:cstheme="majorBidi" w:eastAsiaTheme="majorEastAsia" w:hAnsiTheme="minorHAnsi"/>
+      <w:i/>
+      <w:iCs/>
+      <w:color w:val="0F4761" w:themeColor="accent1" w:themeShade="bf"/>
+    </w:rPr>
+  </w:style>
+  <w:style w:type="character" w:styleId="Heading5Char" w:customStyle="1">
+    <w:name w:val="Heading 5 Char"/>
+    <w:basedOn w:val="DefaultParagraphFont"/>
+    <w:link w:val="Heading5"/>
+    <w:uiPriority w:val="9"/>
+    <w:semiHidden/>
+    <w:qFormat/>
+    <w:rsid w:val="00dc2dfe"/>
+    <w:rPr>
+      <w:rFonts w:ascii="Aptos" w:hAnsi="Aptos" w:eastAsia="" w:cs="" w:asciiTheme="minorHAnsi" w:cstheme="majorBidi" w:eastAsiaTheme="majorEastAsia" w:hAnsiTheme="minorHAnsi"/>
+      <w:color w:val="0F4761" w:themeColor="accent1" w:themeShade="bf"/>
+    </w:rPr>
+  </w:style>
+  <w:style w:type="character" w:styleId="Heading6Char" w:customStyle="1">
+    <w:name w:val="Heading 6 Char"/>
+    <w:basedOn w:val="DefaultParagraphFont"/>
+    <w:link w:val="Heading6"/>
+    <w:uiPriority w:val="9"/>
+    <w:semiHidden/>
+    <w:qFormat/>
+    <w:rsid w:val="00dc2dfe"/>
+    <w:rPr>
+      <w:rFonts w:ascii="Aptos" w:hAnsi="Aptos" w:eastAsia="" w:cs="" w:asciiTheme="minorHAnsi" w:cstheme="majorBidi" w:eastAsiaTheme="majorEastAsia" w:hAnsiTheme="minorHAnsi"/>
+      <w:i/>
+      <w:iCs/>
+      <w:color w:val="595959" w:themeColor="text1" w:themeTint="a6"/>
+    </w:rPr>
+  </w:style>
+  <w:style w:type="character" w:styleId="Heading7Char" w:customStyle="1">
+    <w:name w:val="Heading 7 Char"/>
+    <w:basedOn w:val="DefaultParagraphFont"/>
+    <w:link w:val="Heading7"/>
+    <w:uiPriority w:val="9"/>
+    <w:semiHidden/>
+    <w:qFormat/>
+    <w:rsid w:val="00dc2dfe"/>
+    <w:rPr>
+      <w:rFonts w:ascii="Aptos" w:hAnsi="Aptos" w:eastAsia="" w:cs="" w:asciiTheme="minorHAnsi" w:cstheme="majorBidi" w:eastAsiaTheme="majorEastAsia" w:hAnsiTheme="minorHAnsi"/>
+      <w:color w:val="595959" w:themeColor="text1" w:themeTint="a6"/>
+    </w:rPr>
+  </w:style>
+  <w:style w:type="character" w:styleId="Heading8Char" w:customStyle="1">
+    <w:name w:val="Heading 8 Char"/>
+    <w:basedOn w:val="DefaultParagraphFont"/>
+    <w:link w:val="Heading8"/>
+    <w:uiPriority w:val="9"/>
+    <w:semiHidden/>
+    <w:qFormat/>
+    <w:rsid w:val="00dc2dfe"/>
+    <w:rPr>
+      <w:rFonts w:ascii="Aptos" w:hAnsi="Aptos" w:eastAsia="" w:cs="" w:asciiTheme="minorHAnsi" w:cstheme="majorBidi" w:eastAsiaTheme="majorEastAsia" w:hAnsiTheme="minorHAnsi"/>
+      <w:i/>
+      <w:iCs/>
+      <w:color w:val="272727" w:themeColor="text1" w:themeTint="d8"/>
+    </w:rPr>
+  </w:style>
+  <w:style w:type="character" w:styleId="Heading9Char" w:customStyle="1">
+    <w:name w:val="Heading 9 Char"/>
+    <w:basedOn w:val="DefaultParagraphFont"/>
+    <w:link w:val="Heading9"/>
+    <w:uiPriority w:val="9"/>
+    <w:semiHidden/>
+    <w:qFormat/>
+    <w:rsid w:val="00dc2dfe"/>
+    <w:rPr>
+      <w:rFonts w:ascii="Aptos" w:hAnsi="Aptos" w:eastAsia="" w:cs="" w:asciiTheme="minorHAnsi" w:cstheme="majorBidi" w:eastAsiaTheme="majorEastAsia" w:hAnsiTheme="minorHAnsi"/>
+      <w:color w:val="272727" w:themeColor="text1" w:themeTint="d8"/>
+    </w:rPr>
+  </w:style>
+  <w:style w:type="character" w:styleId="TitleChar" w:customStyle="1">
+    <w:name w:val="Title Char"/>
+    <w:basedOn w:val="DefaultParagraphFont"/>
+    <w:link w:val="Title"/>
+    <w:uiPriority w:val="10"/>
+    <w:qFormat/>
+    <w:rsid w:val="00dc2dfe"/>
+    <w:rPr>
+      <w:rFonts w:ascii="Aptos Display" w:hAnsi="Aptos Display" w:eastAsia="" w:cs="" w:asciiTheme="majorHAnsi" w:cstheme="majorBidi" w:eastAsiaTheme="majorEastAsia" w:hAnsiTheme="majorHAnsi"/>
+      <w:spacing w:val="-10"/>
+      <w:kern w:val="2"/>
+      <w:sz w:val="56"/>
+      <w:szCs w:val="56"/>
+    </w:rPr>
+  </w:style>
+  <w:style w:type="character" w:styleId="SubtitleChar" w:customStyle="1">
+    <w:name w:val="Subtitle Char"/>
+    <w:basedOn w:val="DefaultParagraphFont"/>
+    <w:link w:val="Subtitle"/>
+    <w:uiPriority w:val="11"/>
+    <w:qFormat/>
+    <w:rsid w:val="00dc2dfe"/>
+    <w:rPr>
+      <w:rFonts w:ascii="Aptos" w:hAnsi="Aptos" w:eastAsia="" w:cs="" w:asciiTheme="minorHAnsi" w:cstheme="majorBidi" w:eastAsiaTheme="majorEastAsia" w:hAnsiTheme="minorHAnsi"/>
+      <w:color w:val="595959" w:themeColor="text1" w:themeTint="a6"/>
+      <w:spacing w:val="15"/>
+      <w:sz w:val="28"/>
+      <w:szCs w:val="28"/>
+    </w:rPr>
+  </w:style>
+  <w:style w:type="character" w:styleId="QuoteChar" w:customStyle="1">
+    <w:name w:val="Quote Char"/>
+    <w:basedOn w:val="DefaultParagraphFont"/>
+    <w:link w:val="Quote"/>
+    <w:uiPriority w:val="29"/>
+    <w:qFormat/>
+    <w:rsid w:val="00dc2dfe"/>
+    <w:rPr>
+      <w:i/>
+      <w:iCs/>
+      <w:color w:val="404040" w:themeColor="text1" w:themeTint="bf"/>
+    </w:rPr>
+  </w:style>
+  <w:style w:type="character" w:styleId="IntenseEmphasis">
+    <w:name w:val="Intense Emphasis"/>
+    <w:basedOn w:val="DefaultParagraphFont"/>
+    <w:uiPriority w:val="21"/>
+    <w:qFormat/>
+    <w:rsid w:val="00dc2dfe"/>
+    <w:rPr>
+      <w:i/>
+      <w:iCs/>
+      <w:color w:val="0F4761" w:themeColor="accent1" w:themeShade="bf"/>
+    </w:rPr>
+  </w:style>
+  <w:style w:type="character" w:styleId="IntenseQuoteChar" w:customStyle="1">
+    <w:name w:val="Intense Quote Char"/>
+    <w:basedOn w:val="DefaultParagraphFont"/>
+    <w:link w:val="IntenseQuote"/>
+    <w:uiPriority w:val="30"/>
+    <w:qFormat/>
+    <w:rsid w:val="00dc2dfe"/>
+    <w:rPr>
+      <w:i/>
+      <w:iCs/>
+      <w:color w:val="0F4761" w:themeColor="accent1" w:themeShade="bf"/>
+    </w:rPr>
+  </w:style>
+  <w:style w:type="character" w:styleId="IntenseReference">
+    <w:name w:val="Intense Reference"/>
+    <w:basedOn w:val="DefaultParagraphFont"/>
+    <w:uiPriority w:val="32"/>
+    <w:qFormat/>
+    <w:rsid w:val="00dc2dfe"/>
+    <w:rPr>
+      <w:b/>
+      <w:bCs/>
+      <w:smallCaps/>
+      <w:color w:val="0F4761" w:themeColor="accent1" w:themeShade="bf"/>
+      <w:spacing w:val="5"/>
+    </w:rPr>
+  </w:style>
+  <w:style w:type="paragraph" w:styleId="Heading">
+    <w:name w:val="Heading"/>
+    <w:basedOn w:val="Normal"/>
+    <w:next w:val="TextBody"/>
+    <w:qFormat/>
+    <w:pPr>
+      <w:keepNext w:val="true"/>
+      <w:spacing w:before="240" w:after="120"/>
+    </w:pPr>
+    <w:rPr>
+      <w:rFonts w:ascii="Liberation Sans" w:hAnsi="Liberation Sans" w:eastAsia="Noto Sans CJK SC" w:cs="Lohit Devanagari"/>
+      <w:sz w:val="28"/>
+      <w:szCs w:val="28"/>
+    </w:rPr>
+  </w:style>
+  <w:style w:type="paragraph" w:styleId="TextBody">
+    <w:name w:val="Body Text"/>
+    <w:basedOn w:val="Normal"/>
+    <w:pPr>
+      <w:spacing w:lineRule="auto" w:line="276" w:before="0" w:after="140"/>
+    </w:pPr>
+    <w:rPr/>
+  </w:style>
+  <w:style w:type="paragraph" w:styleId="List">
+    <w:name w:val="List"/>
+    <w:basedOn w:val="TextBody"/>
+    <w:pPr/>
+    <w:rPr>
+      <w:rFonts w:cs="Lohit Devanagari"/>
+    </w:rPr>
+  </w:style>
+  <w:style w:type="paragraph" w:styleId="Caption">
+    <w:name w:val="Caption"/>
+    <w:basedOn w:val="Normal"/>
+    <w:qFormat/>
+    <w:pPr>
+      <w:suppressLineNumbers/>
+      <w:spacing w:before="120" w:after="120"/>
+    </w:pPr>
+    <w:rPr>
+      <w:rFonts w:cs="Lohit Devanagari"/>
+      <w:i/>
+      <w:iCs/>
+      <w:sz w:val="24"/>
+      <w:szCs w:val="24"/>
+    </w:rPr>
+  </w:style>
+  <w:style w:type="paragraph" w:styleId="Index">
+    <w:name w:val="Index"/>
+    <w:basedOn w:val="Normal"/>
+    <w:qFormat/>
+    <w:pPr>
+      <w:suppressLineNumbers/>
+    </w:pPr>
+    <w:rPr>
+      <w:rFonts w:cs="Lohit Devanagari"/>
+    </w:rPr>
+  </w:style>
+  <w:style w:type="paragraph" w:styleId="Title">
+    <w:name w:val="Title"/>
+    <w:basedOn w:val="Normal"/>
+    <w:next w:val="Normal"/>
+    <w:link w:val="TitleChar"/>
+    <w:uiPriority w:val="10"/>
+    <w:qFormat/>
+    <w:rsid w:val="00dc2dfe"/>
+    <w:pPr>
+      <w:spacing w:lineRule="auto" w:line="240" w:before="0" w:after="80"/>
+      <w:contextualSpacing/>
+    </w:pPr>
+    <w:rPr>
+      <w:rFonts w:ascii="Aptos Display" w:hAnsi="Aptos Display" w:eastAsia="" w:cs="" w:asciiTheme="majorHAnsi" w:cstheme="majorBidi" w:eastAsiaTheme="majorEastAsia" w:hAnsiTheme="majorHAnsi"/>
+      <w:spacing w:val="-10"/>
+      <w:kern w:val="2"/>
+      <w:sz w:val="56"/>
+      <w:szCs w:val="56"/>
+    </w:rPr>
+  </w:style>
+  <w:style w:type="paragraph" w:styleId="Subtitle">
+    <w:name w:val="Subtitle"/>
+    <w:basedOn w:val="Normal"/>
+    <w:next w:val="Normal"/>
+    <w:link w:val="SubtitleChar"/>
+    <w:uiPriority w:val="11"/>
+    <w:qFormat/>
+    <w:rsid w:val="00dc2dfe"/>
+    <w:pPr/>
+    <w:rPr>
+      <w:rFonts w:ascii="Aptos" w:hAnsi="Aptos" w:eastAsia="" w:cs="" w:asciiTheme="minorHAnsi" w:cstheme="majorBidi" w:eastAsiaTheme="majorEastAsia" w:hAnsiTheme="minorHAnsi"/>
+      <w:color w:val="595959" w:themeColor="text1" w:themeTint="a6"/>
+      <w:spacing w:val="15"/>
+      <w:sz w:val="28"/>
+      <w:szCs w:val="28"/>
+    </w:rPr>
+  </w:style>
+  <w:style w:type="paragraph" w:styleId="Quote">
+    <w:name w:val="Quote"/>
+    <w:basedOn w:val="Normal"/>
+    <w:next w:val="Normal"/>
+    <w:link w:val="QuoteChar"/>
+    <w:uiPriority w:val="29"/>
+    <w:qFormat/>
+    <w:rsid w:val="00dc2dfe"/>
+    <w:pPr>
+      <w:spacing w:before="160" w:after="160"/>
+      <w:jc w:val="center"/>
+    </w:pPr>
+    <w:rPr>
+      <w:i/>
+      <w:iCs/>
+      <w:color w:val="404040" w:themeColor="text1" w:themeTint="bf"/>
+    </w:rPr>
+  </w:style>
+  <w:style w:type="paragraph" w:styleId="ListParagraph">
+    <w:name w:val="List Paragraph"/>
+    <w:basedOn w:val="Normal"/>
+    <w:uiPriority w:val="34"/>
+    <w:qFormat/>
+    <w:rsid w:val="00dc2dfe"/>
+    <w:pPr>
+      <w:spacing w:before="0" w:after="160"/>
+      <w:ind w:left="720" w:hanging="0"/>
+      <w:contextualSpacing/>
+    </w:pPr>
+    <w:rPr/>
+  </w:style>
+  <w:style w:type="paragraph" w:styleId="IntenseQuote">
+    <w:name w:val="Intense Quote"/>
+    <w:basedOn w:val="Normal"/>
+    <w:next w:val="Normal"/>
+    <w:link w:val="IntenseQuoteChar"/>
+    <w:uiPriority w:val="30"/>
+    <w:qFormat/>
+    <w:rsid w:val="00dc2dfe"/>
+    <w:pPr>
+      <w:pBdr>
+        <w:top w:val="single" w:sz="4" w:space="10" w:color="0F4761"/>
+        <w:bottom w:val="single" w:sz="4" w:space="10" w:color="0F4761"/>
+      </w:pBdr>
+      <w:spacing w:before="360" w:after="360"/>
+      <w:ind w:left="864" w:right="864" w:hanging="0"/>
+      <w:jc w:val="center"/>
+    </w:pPr>
+    <w:rPr>
+      <w:i/>
+      <w:iCs/>
+      <w:color w:val="0F4761" w:themeColor="accent1" w:themeShade="bf"/>
+    </w:rPr>
+  </w:style>
+  <w:style w:type="numbering" w:styleId="NoList" w:default="1">
+    <w:name w:val="No List"/>
+    <w:uiPriority w:val="99"/>
+    <w:semiHidden/>
+    <w:unhideWhenUsed/>
+    <w:qFormat/>
   </w:style>
   <w:style w:type="table" w:default="1" w:styleId="TableNormal">
     <w:name w:val="Normal Table"/>
@@ -1043,7 +1373,6 @@
     <w:semiHidden/>
     <w:unhideWhenUsed/>
     <w:tblPr>
-      <w:tblInd w:w="0" w:type="dxa"/>
       <w:tblCellMar>
         <w:top w:w="0" w:type="dxa"/>
         <w:left w:w="108" w:type="dxa"/>
@@ -1051,302 +1380,6 @@
         <w:right w:w="108" w:type="dxa"/>
       </w:tblCellMar>
     </w:tblPr>
-  </w:style>
-  <w:style w:type="numbering" w:default="1" w:styleId="NoList">
-    <w:name w:val="No List"/>
-    <w:uiPriority w:val="99"/>
-    <w:semiHidden/>
-    <w:unhideWhenUsed/>
-  </w:style>
-  <w:style w:type="character" w:customStyle="1" w:styleId="Heading1Char">
-    <w:name w:val="Heading 1 Char"/>
-    <w:basedOn w:val="DefaultParagraphFont"/>
-    <w:link w:val="Heading1"/>
-    <w:uiPriority w:val="9"/>
-    <w:rsid w:val="00DC2DFE"/>
-    <w:rPr>
-      <w:rFonts w:asciiTheme="majorHAnsi" w:eastAsiaTheme="majorEastAsia" w:hAnsiTheme="majorHAnsi" w:cstheme="majorBidi"/>
-      <w:color w:val="0F4761" w:themeColor="accent1" w:themeShade="BF"/>
-      <w:sz w:val="40"/>
-      <w:szCs w:val="40"/>
-    </w:rPr>
-  </w:style>
-  <w:style w:type="character" w:customStyle="1" w:styleId="Heading2Char">
-    <w:name w:val="Heading 2 Char"/>
-    <w:basedOn w:val="DefaultParagraphFont"/>
-    <w:link w:val="Heading2"/>
-    <w:uiPriority w:val="9"/>
-    <w:semiHidden/>
-    <w:rsid w:val="00DC2DFE"/>
-    <w:rPr>
-      <w:rFonts w:asciiTheme="majorHAnsi" w:eastAsiaTheme="majorEastAsia" w:hAnsiTheme="majorHAnsi" w:cstheme="majorBidi"/>
-      <w:color w:val="0F4761" w:themeColor="accent1" w:themeShade="BF"/>
-      <w:sz w:val="32"/>
-      <w:szCs w:val="32"/>
-    </w:rPr>
-  </w:style>
-  <w:style w:type="character" w:customStyle="1" w:styleId="Heading3Char">
-    <w:name w:val="Heading 3 Char"/>
-    <w:basedOn w:val="DefaultParagraphFont"/>
-    <w:link w:val="Heading3"/>
-    <w:uiPriority w:val="9"/>
-    <w:semiHidden/>
-    <w:rsid w:val="00DC2DFE"/>
-    <w:rPr>
-      <w:rFonts w:asciiTheme="minorHAnsi" w:eastAsiaTheme="majorEastAsia" w:hAnsiTheme="minorHAnsi" w:cstheme="majorBidi"/>
-      <w:color w:val="0F4761" w:themeColor="accent1" w:themeShade="BF"/>
-      <w:sz w:val="28"/>
-      <w:szCs w:val="28"/>
-    </w:rPr>
-  </w:style>
-  <w:style w:type="character" w:customStyle="1" w:styleId="Heading4Char">
-    <w:name w:val="Heading 4 Char"/>
-    <w:basedOn w:val="DefaultParagraphFont"/>
-    <w:link w:val="Heading4"/>
-    <w:uiPriority w:val="9"/>
-    <w:semiHidden/>
-    <w:rsid w:val="00DC2DFE"/>
-    <w:rPr>
-      <w:rFonts w:asciiTheme="minorHAnsi" w:eastAsiaTheme="majorEastAsia" w:hAnsiTheme="minorHAnsi" w:cstheme="majorBidi"/>
-      <w:i/>
-      <w:iCs/>
-      <w:color w:val="0F4761" w:themeColor="accent1" w:themeShade="BF"/>
-    </w:rPr>
-  </w:style>
-  <w:style w:type="character" w:customStyle="1" w:styleId="Heading5Char">
-    <w:name w:val="Heading 5 Char"/>
-    <w:basedOn w:val="DefaultParagraphFont"/>
-    <w:link w:val="Heading5"/>
-    <w:uiPriority w:val="9"/>
-    <w:semiHidden/>
-    <w:rsid w:val="00DC2DFE"/>
-    <w:rPr>
-      <w:rFonts w:asciiTheme="minorHAnsi" w:eastAsiaTheme="majorEastAsia" w:hAnsiTheme="minorHAnsi" w:cstheme="majorBidi"/>
-      <w:color w:val="0F4761" w:themeColor="accent1" w:themeShade="BF"/>
-    </w:rPr>
-  </w:style>
-  <w:style w:type="character" w:customStyle="1" w:styleId="Heading6Char">
-    <w:name w:val="Heading 6 Char"/>
-    <w:basedOn w:val="DefaultParagraphFont"/>
-    <w:link w:val="Heading6"/>
-    <w:uiPriority w:val="9"/>
-    <w:semiHidden/>
-    <w:rsid w:val="00DC2DFE"/>
-    <w:rPr>
-      <w:rFonts w:asciiTheme="minorHAnsi" w:eastAsiaTheme="majorEastAsia" w:hAnsiTheme="minorHAnsi" w:cstheme="majorBidi"/>
-      <w:i/>
-      <w:iCs/>
-      <w:color w:val="595959" w:themeColor="text1" w:themeTint="A6"/>
-    </w:rPr>
-  </w:style>
-  <w:style w:type="character" w:customStyle="1" w:styleId="Heading7Char">
-    <w:name w:val="Heading 7 Char"/>
-    <w:basedOn w:val="DefaultParagraphFont"/>
-    <w:link w:val="Heading7"/>
-    <w:uiPriority w:val="9"/>
-    <w:semiHidden/>
-    <w:rsid w:val="00DC2DFE"/>
-    <w:rPr>
-      <w:rFonts w:asciiTheme="minorHAnsi" w:eastAsiaTheme="majorEastAsia" w:hAnsiTheme="minorHAnsi" w:cstheme="majorBidi"/>
-      <w:color w:val="595959" w:themeColor="text1" w:themeTint="A6"/>
-    </w:rPr>
-  </w:style>
-  <w:style w:type="character" w:customStyle="1" w:styleId="Heading8Char">
-    <w:name w:val="Heading 8 Char"/>
-    <w:basedOn w:val="DefaultParagraphFont"/>
-    <w:link w:val="Heading8"/>
-    <w:uiPriority w:val="9"/>
-    <w:semiHidden/>
-    <w:rsid w:val="00DC2DFE"/>
-    <w:rPr>
-      <w:rFonts w:asciiTheme="minorHAnsi" w:eastAsiaTheme="majorEastAsia" w:hAnsiTheme="minorHAnsi" w:cstheme="majorBidi"/>
-      <w:i/>
-      <w:iCs/>
-      <w:color w:val="272727" w:themeColor="text1" w:themeTint="D8"/>
-    </w:rPr>
-  </w:style>
-  <w:style w:type="character" w:customStyle="1" w:styleId="Heading9Char">
-    <w:name w:val="Heading 9 Char"/>
-    <w:basedOn w:val="DefaultParagraphFont"/>
-    <w:link w:val="Heading9"/>
-    <w:uiPriority w:val="9"/>
-    <w:semiHidden/>
-    <w:rsid w:val="00DC2DFE"/>
-    <w:rPr>
-      <w:rFonts w:asciiTheme="minorHAnsi" w:eastAsiaTheme="majorEastAsia" w:hAnsiTheme="minorHAnsi" w:cstheme="majorBidi"/>
-      <w:color w:val="272727" w:themeColor="text1" w:themeTint="D8"/>
-    </w:rPr>
-  </w:style>
-  <w:style w:type="paragraph" w:styleId="Title">
-    <w:name w:val="Title"/>
-    <w:basedOn w:val="Normal"/>
-    <w:next w:val="Normal"/>
-    <w:link w:val="TitleChar"/>
-    <w:uiPriority w:val="10"/>
-    <w:qFormat/>
-    <w:rsid w:val="00DC2DFE"/>
-    <w:pPr>
-      <w:spacing w:after="80" w:line="240" w:lineRule="auto"/>
-      <w:contextualSpacing/>
-    </w:pPr>
-    <w:rPr>
-      <w:rFonts w:asciiTheme="majorHAnsi" w:eastAsiaTheme="majorEastAsia" w:hAnsiTheme="majorHAnsi" w:cstheme="majorBidi"/>
-      <w:spacing w:val="-10"/>
-      <w:kern w:val="28"/>
-      <w:sz w:val="56"/>
-      <w:szCs w:val="56"/>
-    </w:rPr>
-  </w:style>
-  <w:style w:type="character" w:customStyle="1" w:styleId="TitleChar">
-    <w:name w:val="Title Char"/>
-    <w:basedOn w:val="DefaultParagraphFont"/>
-    <w:link w:val="Title"/>
-    <w:uiPriority w:val="10"/>
-    <w:rsid w:val="00DC2DFE"/>
-    <w:rPr>
-      <w:rFonts w:asciiTheme="majorHAnsi" w:eastAsiaTheme="majorEastAsia" w:hAnsiTheme="majorHAnsi" w:cstheme="majorBidi"/>
-      <w:spacing w:val="-10"/>
-      <w:kern w:val="28"/>
-      <w:sz w:val="56"/>
-      <w:szCs w:val="56"/>
-    </w:rPr>
-  </w:style>
-  <w:style w:type="paragraph" w:styleId="Subtitle">
-    <w:name w:val="Subtitle"/>
-    <w:basedOn w:val="Normal"/>
-    <w:next w:val="Normal"/>
-    <w:link w:val="SubtitleChar"/>
-    <w:uiPriority w:val="11"/>
-    <w:qFormat/>
-    <w:rsid w:val="00DC2DFE"/>
-    <w:pPr>
-      <w:numPr>
-        <w:ilvl w:val="1"/>
-      </w:numPr>
-    </w:pPr>
-    <w:rPr>
-      <w:rFonts w:asciiTheme="minorHAnsi" w:eastAsiaTheme="majorEastAsia" w:hAnsiTheme="minorHAnsi" w:cstheme="majorBidi"/>
-      <w:color w:val="595959" w:themeColor="text1" w:themeTint="A6"/>
-      <w:spacing w:val="15"/>
-      <w:sz w:val="28"/>
-      <w:szCs w:val="28"/>
-    </w:rPr>
-  </w:style>
-  <w:style w:type="character" w:customStyle="1" w:styleId="SubtitleChar">
-    <w:name w:val="Subtitle Char"/>
-    <w:basedOn w:val="DefaultParagraphFont"/>
-    <w:link w:val="Subtitle"/>
-    <w:uiPriority w:val="11"/>
-    <w:rsid w:val="00DC2DFE"/>
-    <w:rPr>
-      <w:rFonts w:asciiTheme="minorHAnsi" w:eastAsiaTheme="majorEastAsia" w:hAnsiTheme="minorHAnsi" w:cstheme="majorBidi"/>
-      <w:color w:val="595959" w:themeColor="text1" w:themeTint="A6"/>
-      <w:spacing w:val="15"/>
-      <w:sz w:val="28"/>
-      <w:szCs w:val="28"/>
-    </w:rPr>
-  </w:style>
-  <w:style w:type="paragraph" w:styleId="Quote">
-    <w:name w:val="Quote"/>
-    <w:basedOn w:val="Normal"/>
-    <w:next w:val="Normal"/>
-    <w:link w:val="QuoteChar"/>
-    <w:uiPriority w:val="29"/>
-    <w:qFormat/>
-    <w:rsid w:val="00DC2DFE"/>
-    <w:pPr>
-      <w:spacing w:before="160"/>
-      <w:jc w:val="center"/>
-    </w:pPr>
-    <w:rPr>
-      <w:i/>
-      <w:iCs/>
-      <w:color w:val="404040" w:themeColor="text1" w:themeTint="BF"/>
-    </w:rPr>
-  </w:style>
-  <w:style w:type="character" w:customStyle="1" w:styleId="QuoteChar">
-    <w:name w:val="Quote Char"/>
-    <w:basedOn w:val="DefaultParagraphFont"/>
-    <w:link w:val="Quote"/>
-    <w:uiPriority w:val="29"/>
-    <w:rsid w:val="00DC2DFE"/>
-    <w:rPr>
-      <w:i/>
-      <w:iCs/>
-      <w:color w:val="404040" w:themeColor="text1" w:themeTint="BF"/>
-    </w:rPr>
-  </w:style>
-  <w:style w:type="paragraph" w:styleId="ListParagraph">
-    <w:name w:val="List Paragraph"/>
-    <w:basedOn w:val="Normal"/>
-    <w:uiPriority w:val="34"/>
-    <w:qFormat/>
-    <w:rsid w:val="00DC2DFE"/>
-    <w:pPr>
-      <w:ind w:left="720"/>
-      <w:contextualSpacing/>
-    </w:pPr>
-  </w:style>
-  <w:style w:type="character" w:styleId="IntenseEmphasis">
-    <w:name w:val="Intense Emphasis"/>
-    <w:basedOn w:val="DefaultParagraphFont"/>
-    <w:uiPriority w:val="21"/>
-    <w:qFormat/>
-    <w:rsid w:val="00DC2DFE"/>
-    <w:rPr>
-      <w:i/>
-      <w:iCs/>
-      <w:color w:val="0F4761" w:themeColor="accent1" w:themeShade="BF"/>
-    </w:rPr>
-  </w:style>
-  <w:style w:type="paragraph" w:styleId="IntenseQuote">
-    <w:name w:val="Intense Quote"/>
-    <w:basedOn w:val="Normal"/>
-    <w:next w:val="Normal"/>
-    <w:link w:val="IntenseQuoteChar"/>
-    <w:uiPriority w:val="30"/>
-    <w:qFormat/>
-    <w:rsid w:val="00DC2DFE"/>
-    <w:pPr>
-      <w:pBdr>
-        <w:top w:val="single" w:sz="4" w:space="10" w:color="0F4761" w:themeColor="accent1" w:themeShade="BF"/>
-        <w:bottom w:val="single" w:sz="4" w:space="10" w:color="0F4761" w:themeColor="accent1" w:themeShade="BF"/>
-      </w:pBdr>
-      <w:spacing w:before="360" w:after="360"/>
-      <w:ind w:left="864" w:right="864"/>
-      <w:jc w:val="center"/>
-    </w:pPr>
-    <w:rPr>
-      <w:i/>
-      <w:iCs/>
-      <w:color w:val="0F4761" w:themeColor="accent1" w:themeShade="BF"/>
-    </w:rPr>
-  </w:style>
-  <w:style w:type="character" w:customStyle="1" w:styleId="IntenseQuoteChar">
-    <w:name w:val="Intense Quote Char"/>
-    <w:basedOn w:val="DefaultParagraphFont"/>
-    <w:link w:val="IntenseQuote"/>
-    <w:uiPriority w:val="30"/>
-    <w:rsid w:val="00DC2DFE"/>
-    <w:rPr>
-      <w:i/>
-      <w:iCs/>
-      <w:color w:val="0F4761" w:themeColor="accent1" w:themeShade="BF"/>
-    </w:rPr>
-  </w:style>
-  <w:style w:type="character" w:styleId="IntenseReference">
-    <w:name w:val="Intense Reference"/>
-    <w:basedOn w:val="DefaultParagraphFont"/>
-    <w:uiPriority w:val="32"/>
-    <w:qFormat/>
-    <w:rsid w:val="00DC2DFE"/>
-    <w:rPr>
-      <w:b/>
-      <w:bCs/>
-      <w:smallCaps/>
-      <w:color w:val="0F4761" w:themeColor="accent1" w:themeShade="BF"/>
-      <w:spacing w:val="5"/>
-    </w:rPr>
   </w:style>
 </w:styles>
 </file>
